--- a/templates/W3-61-18B.docx
+++ b/templates/W3-61-18B.docx
@@ -150,7 +150,7 @@
                       <w:sz w:val="28"/>
                       <w:szCs w:val="28"/>
                     </w:rPr>
-                    <w:t>□</w:t>
+                    <w:t>{{FIRSTCK}}</w:t>
                   </w:r>
                   <w:r>
                     <w:rPr>
@@ -165,7 +165,7 @@
                       <w:sz w:val="28"/>
                       <w:szCs w:val="28"/>
                     </w:rPr>
-                    <w:t xml:space="preserve"> □</w:t>
+                    <w:t xml:space="preserve"> {{RECK}}</w:t>
                   </w:r>
                   <w:r>
                     <w:rPr>

--- a/templates/W3-61-18B.docx
+++ b/templates/W3-61-18B.docx
@@ -411,7 +411,6 @@
             <w:r>
               <w:rPr>
                 <w:rFonts w:ascii="標楷體" w:eastAsia="標楷體" w:hAnsi="標楷體"/>
-                <w:strike/>
               </w:rPr>
               <w:t xml:space="preserve">{{TYPE}}</w:t>
             </w:r>

--- a/templates/W3-61-18B.docx
+++ b/templates/W3-61-18B.docx
@@ -51,7 +51,7 @@
                 <w:sz w:val="28"/>
                 <w:szCs w:val="28"/>
               </w:rPr>
-              <w:t xml:space="preserve">(  </w:t>
+              <w:t xml:space="preserve"/>
             </w:r>
             <w:r>
               <w:rPr>
@@ -71,7 +71,7 @@
                 <w:sz w:val="28"/>
                 <w:szCs w:val="28"/>
               </w:rPr>
-              <w:t xml:space="preserve">  ) </w:t>
+              <w:t xml:space="preserve"> </w:t>
             </w:r>
             <w:r>
               <w:rPr>
